--- a/book/docx-por-capitulo/capitulo-24-embudo-ventas.docx
+++ b/book/docx-por-capitulo/capitulo-24-embudo-ventas.docx
@@ -7,6 +7,7 @@
         <w:pStyle w:val="Endure-ChapterTitle"/>
         <w:keepNext/>
         <w:spacing w:before="480" w:after="240"/>
+        <w:outlineLvl w:val="0"/>
       </w:pPr>
       <w:r>
         <w:rPr>
@@ -26,34 +27,48 @@
         <w:pStyle w:val="Endure-Subhead"/>
         <w:keepNext/>
         <w:spacing w:before="240" w:after="60"/>
+        <w:outlineLvl w:val="1"/>
       </w:pPr>
       <w:r>
+        <w:rPr>
+          <w:sz w:val="24"/>
+        </w:rPr>
         <w:t>Introducción</w:t>
       </w:r>
     </w:p>
     <w:p>
       <w:pPr>
         <w:pStyle w:val="Endure-FirstParagraphBodyText"/>
+        <w:spacing w:before="100" w:after="100"/>
       </w:pPr>
       <w:r>
+        <w:rPr>
+          <w:sz w:val="20"/>
+        </w:rPr>
         <w:t>Crear contenido de calidad para Facebook e Instagram de forma consistente es uno de los mayores desafíos del marketing digital. Este capítulo construye un pipeline que genera posts completos — con variaciones A/B, hashtags optimizados y diferentes tonos — y los publica automáticamente usando la Meta Graph API oficial.</w:t>
       </w:r>
     </w:p>
     <w:p>
       <w:pPr>
         <w:pStyle w:val="Endure-ChapterBodyText"/>
+        <w:spacing w:before="100" w:after="100"/>
       </w:pPr>
       <w:r>
+        <w:rPr>
+          <w:sz w:val="20"/>
+        </w:rPr>
         <w:t>El Jetson genera el contenido localmente (sin costos de API de IA), y la publicación se hace vía la API oficial de Meta, lo que cumple completamente con los términos de servicio de la plataforma.</w:t>
       </w:r>
     </w:p>
     <w:p>
       <w:pPr>
         <w:pStyle w:val="Endure-ChapterBodyText"/>
+        <w:spacing w:before="100" w:after="100"/>
       </w:pPr>
       <w:r>
         <w:rPr>
           <w:b/>
+          <w:sz w:val="20"/>
         </w:rPr>
         <w:t>Prerequisitos:</w:t>
       </w:r>
@@ -61,74 +76,89 @@
     <w:p>
       <w:pPr>
         <w:pStyle w:val="Endure-ChapterBodyText"/>
-        <w:spacing w:before="20" w:after="20"/>
+        <w:spacing w:before="40" w:after="40"/>
         <w:ind w:left="360" w:hanging="216"/>
       </w:pPr>
       <w:r>
         <w:rPr>
-          <w:sz w:val="18"/>
+          <w:sz w:val="20"/>
         </w:rPr>
         <w:t xml:space="preserve">• </w:t>
       </w:r>
       <w:r>
+        <w:rPr>
+          <w:sz w:val="20"/>
+        </w:rPr>
         <w:t xml:space="preserve">Ollama activo con </w:t>
       </w:r>
       <w:r>
         <w:rPr>
           <w:rFonts w:ascii="Courier New" w:hAnsi="Courier New"/>
-          <w:sz w:val="17"/>
+          <w:sz w:val="16"/>
         </w:rPr>
         <w:t>qwen3:7b</w:t>
       </w:r>
       <w:r>
+        <w:rPr>
+          <w:sz w:val="20"/>
+        </w:rPr>
         <w:t xml:space="preserve"> (Capítulo 12)</w:t>
       </w:r>
     </w:p>
     <w:p>
       <w:pPr>
         <w:pStyle w:val="Endure-ChapterBodyText"/>
-        <w:spacing w:before="20" w:after="20"/>
+        <w:spacing w:before="40" w:after="40"/>
         <w:ind w:left="360" w:hanging="216"/>
       </w:pPr>
       <w:r>
         <w:rPr>
-          <w:sz w:val="18"/>
+          <w:sz w:val="20"/>
         </w:rPr>
         <w:t xml:space="preserve">• </w:t>
       </w:r>
       <w:r>
+        <w:rPr>
+          <w:sz w:val="20"/>
+        </w:rPr>
         <w:t>Cuenta de Facebook Business con una Facebook Page</w:t>
       </w:r>
     </w:p>
     <w:p>
       <w:pPr>
         <w:pStyle w:val="Endure-ChapterBodyText"/>
-        <w:spacing w:before="20" w:after="20"/>
+        <w:spacing w:before="40" w:after="40"/>
         <w:ind w:left="360" w:hanging="216"/>
       </w:pPr>
       <w:r>
         <w:rPr>
-          <w:sz w:val="18"/>
+          <w:sz w:val="20"/>
         </w:rPr>
         <w:t xml:space="preserve">• </w:t>
       </w:r>
       <w:r>
+        <w:rPr>
+          <w:sz w:val="20"/>
+        </w:rPr>
         <w:t xml:space="preserve">App de Meta Developers con permisos </w:t>
       </w:r>
       <w:r>
         <w:rPr>
           <w:rFonts w:ascii="Courier New" w:hAnsi="Courier New"/>
-          <w:sz w:val="17"/>
+          <w:sz w:val="16"/>
         </w:rPr>
         <w:t>pages_manage_posts</w:t>
       </w:r>
       <w:r>
+        <w:rPr>
+          <w:sz w:val="20"/>
+        </w:rPr>
         <w:t xml:space="preserve"> y </w:t>
       </w:r>
       <w:r>
         <w:rPr>
           <w:rFonts w:ascii="Courier New" w:hAnsi="Courier New"/>
-          <w:sz w:val="17"/>
+          <w:sz w:val="16"/>
         </w:rPr>
         <w:t>instagram_content_publish</w:t>
       </w:r>
@@ -136,16 +166,19 @@
     <w:p>
       <w:pPr>
         <w:pStyle w:val="Endure-ChapterBodyText"/>
-        <w:spacing w:before="20" w:after="20"/>
+        <w:spacing w:before="40" w:after="40"/>
         <w:ind w:left="360" w:hanging="216"/>
       </w:pPr>
       <w:r>
         <w:rPr>
-          <w:sz w:val="18"/>
+          <w:sz w:val="20"/>
         </w:rPr>
         <w:t xml:space="preserve">• </w:t>
       </w:r>
       <w:r>
+        <w:rPr>
+          <w:sz w:val="20"/>
+        </w:rPr>
         <w:t>Token de acceso de página (Page Access Token) — válido a largo plazo</w:t>
       </w:r>
     </w:p>
@@ -157,23 +190,32 @@
     <w:p>
       <w:pPr>
         <w:pStyle w:val="Endure-ChapterBodyText"/>
+        <w:spacing w:before="100" w:after="100"/>
       </w:pPr>
       <w:r>
         <w:rPr>
           <w:b/>
+          <w:sz w:val="20"/>
         </w:rPr>
         <w:t>Tiempo de generación por campaña (5 posts):</w:t>
       </w:r>
       <w:r>
+        <w:rPr>
+          <w:sz w:val="20"/>
+        </w:rPr>
         <w:t xml:space="preserve"> 3–8 minutos </w:t>
       </w:r>
       <w:r>
         <w:rPr>
           <w:b/>
+          <w:sz w:val="20"/>
         </w:rPr>
         <w:t>Modo de energía:</w:t>
       </w:r>
       <w:r>
+        <w:rPr>
+          <w:sz w:val="20"/>
+        </w:rPr>
         <w:t xml:space="preserve"> 30W (solo generación de texto)</w:t>
       </w:r>
     </w:p>
@@ -234,8 +276,12 @@
         <w:pStyle w:val="Endure-Subhead"/>
         <w:keepNext/>
         <w:spacing w:before="240" w:after="60"/>
+        <w:outlineLvl w:val="1"/>
       </w:pPr>
       <w:r>
+        <w:rPr>
+          <w:sz w:val="24"/>
+        </w:rPr>
         <w:t>22.1 Prerrequisito — Meta Developers Setup</w:t>
       </w:r>
     </w:p>
@@ -244,10 +290,11 @@
         <w:pStyle w:val="Endure-Subhead"/>
         <w:keepNext/>
         <w:spacing w:before="160" w:after="60"/>
+        <w:outlineLvl w:val="2"/>
       </w:pPr>
       <w:r>
         <w:rPr>
-          <w:sz w:val="18"/>
+          <w:sz w:val="22"/>
         </w:rPr>
         <w:t>22.1.1 Obtener el Page Access Token</w:t>
       </w:r>
@@ -255,55 +302,70 @@
     <w:p>
       <w:pPr>
         <w:pStyle w:val="Endure-ChapterBodyText"/>
-        <w:spacing w:before="20" w:after="20"/>
+        <w:spacing w:before="40" w:after="40"/>
         <w:ind w:left="360" w:hanging="216"/>
       </w:pPr>
       <w:r>
         <w:rPr>
-          <w:sz w:val="18"/>
+          <w:sz w:val="20"/>
         </w:rPr>
         <w:t xml:space="preserve">1. </w:t>
       </w:r>
       <w:r>
+        <w:rPr>
+          <w:sz w:val="20"/>
+        </w:rPr>
         <w:t>Vaya a developers.facebook.com y cree una aplicación de tipo "Business"</w:t>
       </w:r>
     </w:p>
     <w:p>
       <w:pPr>
         <w:pStyle w:val="Endure-ChapterBodyText"/>
-        <w:spacing w:before="20" w:after="20"/>
+        <w:spacing w:before="40" w:after="40"/>
         <w:ind w:left="360" w:hanging="216"/>
       </w:pPr>
       <w:r>
         <w:rPr>
-          <w:sz w:val="18"/>
+          <w:sz w:val="20"/>
         </w:rPr>
         <w:t xml:space="preserve">2. </w:t>
       </w:r>
       <w:r>
+        <w:rPr>
+          <w:sz w:val="20"/>
+        </w:rPr>
         <w:t xml:space="preserve">En su aplicación → </w:t>
       </w:r>
       <w:r>
         <w:rPr>
           <w:b/>
+          <w:sz w:val="20"/>
         </w:rPr>
         <w:t>Add Products</w:t>
       </w:r>
       <w:r>
+        <w:rPr>
+          <w:sz w:val="20"/>
+        </w:rPr>
         <w:t xml:space="preserve"> → </w:t>
       </w:r>
       <w:r>
         <w:rPr>
           <w:b/>
+          <w:sz w:val="20"/>
         </w:rPr>
         <w:t>Facebook Login</w:t>
       </w:r>
       <w:r>
+        <w:rPr>
+          <w:sz w:val="20"/>
+        </w:rPr>
         <w:t xml:space="preserve"> y </w:t>
       </w:r>
       <w:r>
         <w:rPr>
           <w:b/>
+          <w:sz w:val="20"/>
         </w:rPr>
         <w:t>Instagram Graph API</w:t>
       </w:r>
@@ -311,25 +373,32 @@
     <w:p>
       <w:pPr>
         <w:pStyle w:val="Endure-ChapterBodyText"/>
-        <w:spacing w:before="20" w:after="20"/>
+        <w:spacing w:before="40" w:after="40"/>
         <w:ind w:left="360" w:hanging="216"/>
       </w:pPr>
       <w:r>
         <w:rPr>
-          <w:sz w:val="18"/>
+          <w:sz w:val="20"/>
         </w:rPr>
         <w:t xml:space="preserve">3. </w:t>
       </w:r>
       <w:r>
+        <w:rPr>
+          <w:sz w:val="20"/>
+        </w:rPr>
         <w:t xml:space="preserve">En </w:t>
       </w:r>
       <w:r>
         <w:rPr>
           <w:b/>
+          <w:sz w:val="20"/>
         </w:rPr>
         <w:t>Permisos de la app</w:t>
       </w:r>
       <w:r>
+        <w:rPr>
+          <w:sz w:val="20"/>
+        </w:rPr>
         <w:t>, solicite:</w:t>
       </w:r>
     </w:p>
@@ -341,44 +410,57 @@
     <w:p>
       <w:pPr>
         <w:pStyle w:val="Endure-ChapterBodyText"/>
+        <w:spacing w:before="100" w:after="100"/>
       </w:pPr>
       <w:r>
+        <w:rPr>
+          <w:sz w:val="20"/>
+        </w:rPr>
         <w:t xml:space="preserve">- </w:t>
       </w:r>
       <w:r>
         <w:rPr>
           <w:rFonts w:ascii="Courier New" w:hAnsi="Courier New"/>
-          <w:sz w:val="17"/>
+          <w:sz w:val="16"/>
         </w:rPr>
         <w:t>pages_manage_posts</w:t>
       </w:r>
       <w:r>
-        <w:t xml:space="preserve">    - </w:t>
+        <w:rPr>
+          <w:sz w:val="20"/>
+        </w:rPr>
+        <w:t xml:space="preserve">  - </w:t>
       </w:r>
       <w:r>
         <w:rPr>
           <w:rFonts w:ascii="Courier New" w:hAnsi="Courier New"/>
-          <w:sz w:val="17"/>
+          <w:sz w:val="16"/>
         </w:rPr>
         <w:t>pages_read_engagement</w:t>
       </w:r>
       <w:r>
-        <w:t xml:space="preserve">    - </w:t>
+        <w:rPr>
+          <w:sz w:val="20"/>
+        </w:rPr>
+        <w:t xml:space="preserve">  - </w:t>
       </w:r>
       <w:r>
         <w:rPr>
           <w:rFonts w:ascii="Courier New" w:hAnsi="Courier New"/>
-          <w:sz w:val="17"/>
+          <w:sz w:val="16"/>
         </w:rPr>
         <w:t>instagram_content_publish</w:t>
       </w:r>
       <w:r>
-        <w:t xml:space="preserve">    - </w:t>
+        <w:rPr>
+          <w:sz w:val="20"/>
+        </w:rPr>
+        <w:t xml:space="preserve">  - </w:t>
       </w:r>
       <w:r>
         <w:rPr>
           <w:rFonts w:ascii="Courier New" w:hAnsi="Courier New"/>
-          <w:sz w:val="17"/>
+          <w:sz w:val="16"/>
         </w:rPr>
         <w:t>instagram_basic</w:t>
       </w:r>
@@ -386,50 +468,64 @@
     <w:p>
       <w:pPr>
         <w:pStyle w:val="Endure-ChapterBodyText"/>
-        <w:spacing w:before="20" w:after="20"/>
+        <w:spacing w:before="40" w:after="40"/>
         <w:ind w:left="360" w:hanging="216"/>
       </w:pPr>
       <w:r>
         <w:rPr>
-          <w:sz w:val="18"/>
+          <w:sz w:val="20"/>
         </w:rPr>
         <w:t xml:space="preserve">1. </w:t>
       </w:r>
       <w:r>
+        <w:rPr>
+          <w:sz w:val="20"/>
+        </w:rPr>
         <w:t xml:space="preserve">Use el </w:t>
       </w:r>
       <w:r>
         <w:rPr>
           <w:b/>
+          <w:sz w:val="20"/>
         </w:rPr>
         <w:t>Graph API Explorer</w:t>
       </w:r>
       <w:r>
+        <w:rPr>
+          <w:sz w:val="20"/>
+        </w:rPr>
         <w:t xml:space="preserve"> para obtener un token de usuario y luego genere un </w:t>
       </w:r>
       <w:r>
         <w:rPr>
           <w:b/>
+          <w:sz w:val="20"/>
         </w:rPr>
         <w:t>Page Access Token</w:t>
       </w:r>
       <w:r>
+        <w:rPr>
+          <w:sz w:val="20"/>
+        </w:rPr>
         <w:t xml:space="preserve"> de larga duración</w:t>
       </w:r>
     </w:p>
     <w:p>
       <w:pPr>
         <w:pStyle w:val="Endure-ChapterBodyText"/>
-        <w:spacing w:before="20" w:after="20"/>
+        <w:spacing w:before="40" w:after="40"/>
         <w:ind w:left="360" w:hanging="216"/>
       </w:pPr>
       <w:r>
         <w:rPr>
-          <w:sz w:val="18"/>
+          <w:sz w:val="20"/>
         </w:rPr>
         <w:t xml:space="preserve">2. </w:t>
       </w:r>
       <w:r>
+        <w:rPr>
+          <w:sz w:val="20"/>
+        </w:rPr>
         <w:t>Para extender la validez a 60 días, use el endpoint de extensión de tokens</w:t>
       </w:r>
     </w:p>
@@ -451,7 +547,7 @@
         <w:tc>
           <w:tcPr>
             <w:tcW w:type="dxa" w:w="8152"/>
-            <w:shd w:val="clear" w:color="auto" w:fill="F2F2F2"/>
+            <w:shd w:val="clear" w:color="auto" w:fill="EAEAEA"/>
             <w:tcBorders>
               <w:left w:val="thick" w:sz="24" w:color="1A5A6A"/>
             </w:tcBorders>
@@ -521,6 +617,7 @@
             <w:r>
               <w:rPr>
                 <w:rFonts w:ascii="Courier New" w:hAnsi="Courier New"/>
+                <w:i/>
                 <w:color w:val="555555"/>
                 <w:sz w:val="16"/>
               </w:rPr>
@@ -537,6 +634,7 @@
             <w:r>
               <w:rPr>
                 <w:rFonts w:ascii="Courier New" w:hAnsi="Courier New"/>
+                <w:i/>
                 <w:color w:val="555555"/>
                 <w:sz w:val="16"/>
               </w:rPr>
@@ -553,6 +651,7 @@
             <w:r>
               <w:rPr>
                 <w:rFonts w:ascii="Courier New" w:hAnsi="Courier New"/>
+                <w:i/>
                 <w:color w:val="555555"/>
                 <w:sz w:val="16"/>
               </w:rPr>
@@ -569,6 +668,7 @@
             <w:r>
               <w:rPr>
                 <w:rFonts w:ascii="Courier New" w:hAnsi="Courier New"/>
+                <w:i/>
                 <w:color w:val="555555"/>
                 <w:sz w:val="16"/>
               </w:rPr>
@@ -585,6 +685,7 @@
             <w:r>
               <w:rPr>
                 <w:rFonts w:ascii="Courier New" w:hAnsi="Courier New"/>
+                <w:i/>
                 <w:color w:val="555555"/>
                 <w:sz w:val="16"/>
               </w:rPr>
@@ -601,6 +702,7 @@
             <w:r>
               <w:rPr>
                 <w:rFonts w:ascii="Courier New" w:hAnsi="Courier New"/>
+                <w:i/>
                 <w:color w:val="555555"/>
                 <w:sz w:val="16"/>
               </w:rPr>
@@ -617,6 +719,7 @@
             <w:r>
               <w:rPr>
                 <w:rFonts w:ascii="Courier New" w:hAnsi="Courier New"/>
+                <w:i/>
                 <w:color w:val="555555"/>
                 <w:sz w:val="16"/>
               </w:rPr>
@@ -633,6 +736,7 @@
             <w:r>
               <w:rPr>
                 <w:rFonts w:ascii="Courier New" w:hAnsi="Courier New"/>
+                <w:i/>
                 <w:color w:val="555555"/>
                 <w:sz w:val="16"/>
               </w:rPr>
@@ -649,6 +753,7 @@
             <w:r>
               <w:rPr>
                 <w:rFonts w:ascii="Courier New" w:hAnsi="Courier New"/>
+                <w:i/>
                 <w:color w:val="555555"/>
                 <w:sz w:val="16"/>
               </w:rPr>
@@ -665,6 +770,7 @@
             <w:r>
               <w:rPr>
                 <w:rFonts w:ascii="Courier New" w:hAnsi="Courier New"/>
+                <w:i/>
                 <w:color w:val="555555"/>
                 <w:sz w:val="16"/>
               </w:rPr>
@@ -741,7 +847,7 @@
             <w:r>
               <w:rPr>
                 <w:rFonts w:ascii="Courier New" w:hAnsi="Courier New"/>
-                <w:sz w:val="17"/>
+                <w:sz w:val="16"/>
               </w:rPr>
               <w:t>secrets.json</w:t>
             </w:r>
@@ -751,7 +857,7 @@
             <w:r>
               <w:rPr>
                 <w:rFonts w:ascii="Courier New" w:hAnsi="Courier New"/>
-                <w:sz w:val="17"/>
+                <w:sz w:val="16"/>
               </w:rPr>
               <w:t>.gitignore</w:t>
             </w:r>
@@ -772,8 +878,12 @@
         <w:pStyle w:val="Endure-Subhead"/>
         <w:keepNext/>
         <w:spacing w:before="240" w:after="60"/>
+        <w:outlineLvl w:val="1"/>
       </w:pPr>
       <w:r>
+        <w:rPr>
+          <w:sz w:val="24"/>
+        </w:rPr>
         <w:t>22.2 Estructura del Proyecto</w:t>
       </w:r>
     </w:p>
@@ -790,7 +900,7 @@
         <w:tc>
           <w:tcPr>
             <w:tcW w:type="dxa" w:w="8152"/>
-            <w:shd w:val="clear" w:color="auto" w:fill="F2F2F2"/>
+            <w:shd w:val="clear" w:color="auto" w:fill="EAEAEA"/>
             <w:tcBorders>
               <w:left w:val="thick" w:sz="24" w:color="1A5A6A"/>
             </w:tcBorders>
@@ -846,8 +956,12 @@
         <w:pStyle w:val="Endure-Subhead"/>
         <w:keepNext/>
         <w:spacing w:before="240" w:after="60"/>
+        <w:outlineLvl w:val="1"/>
       </w:pPr>
       <w:r>
+        <w:rPr>
+          <w:sz w:val="24"/>
+        </w:rPr>
         <w:t>22.3 Script 1 — Generador de Contenido con LLM</w:t>
       </w:r>
     </w:p>
@@ -864,7 +978,7 @@
         <w:tc>
           <w:tcPr>
             <w:tcW w:type="dxa" w:w="8152"/>
-            <w:shd w:val="clear" w:color="auto" w:fill="F2F2F2"/>
+            <w:shd w:val="clear" w:color="auto" w:fill="EAEAEA"/>
             <w:tcBorders>
               <w:left w:val="thick" w:sz="24" w:color="1A5A6A"/>
             </w:tcBorders>
@@ -885,7 +999,8 @@
             <w:r>
               <w:rPr>
                 <w:rFonts w:ascii="Courier New" w:hAnsi="Courier New"/>
-                <w:color w:val="1A1A1A"/>
+                <w:i/>
+                <w:color w:val="888888"/>
                 <w:sz w:val="16"/>
               </w:rPr>
               <w:t># scripts/content_generator.py</w:t>
@@ -1950,7 +2065,8 @@
             <w:r>
               <w:rPr>
                 <w:rFonts w:ascii="Courier New" w:hAnsi="Courier New"/>
-                <w:color w:val="1A1A1A"/>
+                <w:i/>
+                <w:color w:val="888888"/>
                 <w:sz w:val="16"/>
               </w:rPr>
               <w:t xml:space="preserve">    # Extraer JSON</w:t>
@@ -2094,7 +2210,8 @@
             <w:r>
               <w:rPr>
                 <w:rFonts w:ascii="Courier New" w:hAnsi="Courier New"/>
-                <w:color w:val="1A1A1A"/>
+                <w:i/>
+                <w:color w:val="888888"/>
                 <w:sz w:val="16"/>
               </w:rPr>
               <w:t xml:space="preserve">        # Fallback si el modelo no genera JSON válido</w:t>
@@ -3287,7 +3404,8 @@
             <w:r>
               <w:rPr>
                 <w:rFonts w:ascii="Courier New" w:hAnsi="Courier New"/>
-                <w:color w:val="1A1A1A"/>
+                <w:i/>
+                <w:color w:val="888888"/>
                 <w:sz w:val="16"/>
               </w:rPr>
               <w:t xml:space="preserve">        # Generar post Facebook</w:t>
@@ -3335,7 +3453,8 @@
             <w:r>
               <w:rPr>
                 <w:rFonts w:ascii="Courier New" w:hAnsi="Courier New"/>
-                <w:color w:val="1A1A1A"/>
+                <w:i/>
+                <w:color w:val="888888"/>
                 <w:sz w:val="16"/>
               </w:rPr>
               <w:t xml:space="preserve">        # Generar caption Instagram basado en variante A</w:t>
@@ -3562,8 +3681,12 @@
         <w:pStyle w:val="Endure-Subhead"/>
         <w:keepNext/>
         <w:spacing w:before="240" w:after="60"/>
+        <w:outlineLvl w:val="1"/>
       </w:pPr>
       <w:r>
+        <w:rPr>
+          <w:sz w:val="24"/>
+        </w:rPr>
         <w:t>22.4 Script 2 — Publicador via Meta Graph API</w:t>
       </w:r>
     </w:p>
@@ -3580,7 +3703,7 @@
         <w:tc>
           <w:tcPr>
             <w:tcW w:type="dxa" w:w="8152"/>
-            <w:shd w:val="clear" w:color="auto" w:fill="F2F2F2"/>
+            <w:shd w:val="clear" w:color="auto" w:fill="EAEAEA"/>
             <w:tcBorders>
               <w:left w:val="thick" w:sz="24" w:color="1A5A6A"/>
             </w:tcBorders>
@@ -3601,7 +3724,8 @@
             <w:r>
               <w:rPr>
                 <w:rFonts w:ascii="Courier New" w:hAnsi="Courier New"/>
-                <w:color w:val="1A1A1A"/>
+                <w:i/>
+                <w:color w:val="888888"/>
                 <w:sz w:val="16"/>
               </w:rPr>
               <w:t># scripts/meta_publisher.py</w:t>
@@ -4221,7 +4345,8 @@
             <w:r>
               <w:rPr>
                 <w:rFonts w:ascii="Courier New" w:hAnsi="Courier New"/>
-                <w:color w:val="1A1A1A"/>
+                <w:i/>
+                <w:color w:val="888888"/>
                 <w:sz w:val="16"/>
               </w:rPr>
               <w:t xml:space="preserve">        # Programación requiere que la fecha sea entre 10 min y 30 días en el futuro</w:t>
@@ -4859,7 +4984,8 @@
             <w:r>
               <w:rPr>
                 <w:rFonts w:ascii="Courier New" w:hAnsi="Courier New"/>
-                <w:color w:val="1A1A1A"/>
+                <w:i/>
+                <w:color w:val="888888"/>
                 <w:sz w:val="16"/>
               </w:rPr>
               <w:t xml:space="preserve">    # Paso 1: Crear el media container</w:t>
@@ -4987,7 +5113,8 @@
             <w:r>
               <w:rPr>
                 <w:rFonts w:ascii="Courier New" w:hAnsi="Courier New"/>
-                <w:color w:val="1A1A1A"/>
+                <w:i/>
+                <w:color w:val="888888"/>
                 <w:sz w:val="16"/>
               </w:rPr>
               <w:t xml:space="preserve">        # Sin imagen: publicar como Reel de texto (usando imagen placeholder)</w:t>
@@ -5291,7 +5418,8 @@
             <w:r>
               <w:rPr>
                 <w:rFonts w:ascii="Courier New" w:hAnsi="Courier New"/>
-                <w:color w:val="1A1A1A"/>
+                <w:i/>
+                <w:color w:val="888888"/>
                 <w:sz w:val="16"/>
               </w:rPr>
               <w:t xml:space="preserve">    # Paso 2: Publicar el container</w:t>
@@ -5740,8 +5868,12 @@
         <w:pStyle w:val="Endure-Subhead"/>
         <w:keepNext/>
         <w:spacing w:before="240" w:after="60"/>
+        <w:outlineLvl w:val="1"/>
       </w:pPr>
       <w:r>
+        <w:rPr>
+          <w:sz w:val="24"/>
+        </w:rPr>
         <w:t>22.5 Orquestador Principal</w:t>
       </w:r>
     </w:p>
@@ -5758,7 +5890,7 @@
         <w:tc>
           <w:tcPr>
             <w:tcW w:type="dxa" w:w="8152"/>
-            <w:shd w:val="clear" w:color="auto" w:fill="F2F2F2"/>
+            <w:shd w:val="clear" w:color="auto" w:fill="EAEAEA"/>
             <w:tcBorders>
               <w:left w:val="thick" w:sz="24" w:color="1A5A6A"/>
             </w:tcBorders>
@@ -5779,7 +5911,8 @@
             <w:r>
               <w:rPr>
                 <w:rFonts w:ascii="Courier New" w:hAnsi="Courier New"/>
-                <w:color w:val="1A1A1A"/>
+                <w:i/>
+                <w:color w:val="888888"/>
                 <w:sz w:val="16"/>
               </w:rPr>
               <w:t># main.py</w:t>
@@ -6273,7 +6406,8 @@
             <w:r>
               <w:rPr>
                 <w:rFonts w:ascii="Courier New" w:hAnsi="Courier New"/>
-                <w:color w:val="1A1A1A"/>
+                <w:i/>
+                <w:color w:val="888888"/>
                 <w:sz w:val="16"/>
               </w:rPr>
               <w:t xml:space="preserve">    # Generar contenido</w:t>
@@ -6321,7 +6455,8 @@
             <w:r>
               <w:rPr>
                 <w:rFonts w:ascii="Courier New" w:hAnsi="Courier New"/>
-                <w:color w:val="1A1A1A"/>
+                <w:i/>
+                <w:color w:val="888888"/>
                 <w:sz w:val="16"/>
               </w:rPr>
               <w:t xml:space="preserve">    # Guardar localmente siempre</w:t>
@@ -6369,7 +6504,8 @@
             <w:r>
               <w:rPr>
                 <w:rFonts w:ascii="Courier New" w:hAnsi="Courier New"/>
-                <w:color w:val="1A1A1A"/>
+                <w:i/>
+                <w:color w:val="888888"/>
                 <w:sz w:val="16"/>
               </w:rPr>
               <w:t xml:space="preserve">    # Mostrar preview</w:t>
@@ -6497,7 +6633,8 @@
             <w:r>
               <w:rPr>
                 <w:rFonts w:ascii="Courier New" w:hAnsi="Courier New"/>
-                <w:color w:val="1A1A1A"/>
+                <w:i/>
+                <w:color w:val="888888"/>
                 <w:sz w:val="16"/>
               </w:rPr>
               <w:t xml:space="preserve">    # Publicar si se solicitó</w:t>
@@ -6737,7 +6874,8 @@
             <w:r>
               <w:rPr>
                 <w:rFonts w:ascii="Courier New" w:hAnsi="Courier New"/>
-                <w:color w:val="1A1A1A"/>
+                <w:i/>
+                <w:color w:val="888888"/>
                 <w:sz w:val="16"/>
               </w:rPr>
               <w:t xml:space="preserve">            # Actualizar el archivo con IDs de posts publicados</w:t>
@@ -6927,7 +7065,8 @@
             <w:r>
               <w:rPr>
                 <w:rFonts w:ascii="Courier New" w:hAnsi="Courier New"/>
-                <w:color w:val="1A1A1A"/>
+                <w:i/>
+                <w:color w:val="888888"/>
                 <w:sz w:val="16"/>
               </w:rPr>
               <w:t xml:space="preserve">    # Ejemplo de uso</w:t>
@@ -7050,7 +7189,7 @@
         <w:tc>
           <w:tcPr>
             <w:tcW w:type="dxa" w:w="8152"/>
-            <w:shd w:val="clear" w:color="auto" w:fill="F2F2F2"/>
+            <w:shd w:val="clear" w:color="auto" w:fill="EAEAEA"/>
             <w:tcBorders>
               <w:left w:val="thick" w:sz="24" w:color="1A5A6A"/>
             </w:tcBorders>
@@ -7123,8 +7262,12 @@
         <w:pStyle w:val="Endure-Subhead"/>
         <w:keepNext/>
         <w:spacing w:before="240" w:after="60"/>
+        <w:outlineLvl w:val="1"/>
       </w:pPr>
       <w:r>
+        <w:rPr>
+          <w:sz w:val="24"/>
+        </w:rPr>
         <w:t>22.6 Limpieza Post-Pipeline</w:t>
       </w:r>
     </w:p>
@@ -7141,7 +7284,7 @@
         <w:tc>
           <w:tcPr>
             <w:tcW w:type="dxa" w:w="8152"/>
-            <w:shd w:val="clear" w:color="auto" w:fill="F2F2F2"/>
+            <w:shd w:val="clear" w:color="auto" w:fill="EAEAEA"/>
             <w:tcBorders>
               <w:left w:val="thick" w:sz="24" w:color="1A5A6A"/>
             </w:tcBorders>
@@ -7227,6 +7370,7 @@
             <w:r>
               <w:rPr>
                 <w:rFonts w:ascii="Courier New" w:hAnsi="Courier New"/>
+                <w:i/>
                 <w:color w:val="555555"/>
                 <w:sz w:val="16"/>
               </w:rPr>
@@ -7243,6 +7387,7 @@
             <w:r>
               <w:rPr>
                 <w:rFonts w:ascii="Courier New" w:hAnsi="Courier New"/>
+                <w:i/>
                 <w:color w:val="555555"/>
                 <w:sz w:val="16"/>
               </w:rPr>
@@ -7278,8 +7423,12 @@
         <w:pStyle w:val="Endure-Subhead"/>
         <w:keepNext/>
         <w:spacing w:before="240" w:after="60"/>
+        <w:outlineLvl w:val="1"/>
       </w:pPr>
       <w:r>
+        <w:rPr>
+          <w:sz w:val="24"/>
+        </w:rPr>
         <w:t>22.7 Verificación Final</w:t>
       </w:r>
     </w:p>
@@ -7296,7 +7445,7 @@
         <w:tc>
           <w:tcPr>
             <w:tcW w:type="dxa" w:w="8152"/>
-            <w:shd w:val="clear" w:color="auto" w:fill="F2F2F2"/>
+            <w:shd w:val="clear" w:color="auto" w:fill="EAEAEA"/>
             <w:tcBorders>
               <w:left w:val="thick" w:sz="24" w:color="1A5A6A"/>
             </w:tcBorders>
@@ -7491,6 +7640,7 @@
             <w:r>
               <w:rPr>
                 <w:rFonts w:ascii="Courier New" w:hAnsi="Courier New"/>
+                <w:i/>
                 <w:color w:val="555555"/>
                 <w:sz w:val="16"/>
               </w:rPr>
@@ -7507,6 +7657,7 @@
             <w:r>
               <w:rPr>
                 <w:rFonts w:ascii="Courier New" w:hAnsi="Courier New"/>
+                <w:i/>
                 <w:color w:val="555555"/>
                 <w:sz w:val="16"/>
               </w:rPr>
@@ -7523,6 +7674,7 @@
             <w:r>
               <w:rPr>
                 <w:rFonts w:ascii="Courier New" w:hAnsi="Courier New"/>
+                <w:i/>
                 <w:color w:val="555555"/>
                 <w:sz w:val="16"/>
               </w:rPr>
@@ -7586,6 +7738,7 @@
             <w:r>
               <w:rPr>
                 <w:rFonts w:ascii="Courier New" w:hAnsi="Courier New"/>
+                <w:i/>
                 <w:color w:val="555555"/>
                 <w:sz w:val="16"/>
               </w:rPr>
@@ -7602,6 +7755,7 @@
             <w:r>
               <w:rPr>
                 <w:rFonts w:ascii="Courier New" w:hAnsi="Courier New"/>
+                <w:i/>
                 <w:color w:val="555555"/>
                 <w:sz w:val="16"/>
               </w:rPr>
@@ -7618,6 +7772,7 @@
             <w:r>
               <w:rPr>
                 <w:rFonts w:ascii="Courier New" w:hAnsi="Courier New"/>
+                <w:i/>
                 <w:color w:val="555555"/>
                 <w:sz w:val="16"/>
               </w:rPr>
@@ -7684,8 +7839,12 @@
         <w:pStyle w:val="Endure-Subhead"/>
         <w:keepNext/>
         <w:spacing w:before="240" w:after="60"/>
+        <w:outlineLvl w:val="1"/>
       </w:pPr>
       <w:r>
+        <w:rPr>
+          <w:sz w:val="24"/>
+        </w:rPr>
         <w:t>22.8 Escalabilidad y Extensiones</w:t>
       </w:r>
     </w:p>
@@ -7694,10 +7853,11 @@
         <w:pStyle w:val="Endure-Subhead"/>
         <w:keepNext/>
         <w:spacing w:before="160" w:after="60"/>
+        <w:outlineLvl w:val="2"/>
       </w:pPr>
       <w:r>
         <w:rPr>
-          <w:sz w:val="18"/>
+          <w:sz w:val="22"/>
         </w:rPr>
         <w:t>22.8.1 Bot de Telegram para Generación y Publicación de Contenido</w:t>
       </w:r>
@@ -7705,22 +7865,31 @@
     <w:p>
       <w:pPr>
         <w:pStyle w:val="Endure-FirstParagraphBodyText"/>
+        <w:spacing w:before="100" w:after="100"/>
       </w:pPr>
       <w:r>
+        <w:rPr>
+          <w:sz w:val="20"/>
+        </w:rPr>
         <w:t>El pipeline puede integrarse con Telegram para que el usuario solicite la publicación de contenido desde su teléfono, sin acceso directo al Jetson.</w:t>
       </w:r>
     </w:p>
     <w:p>
       <w:pPr>
         <w:pStyle w:val="Endure-ChapterBodyText"/>
+        <w:spacing w:before="100" w:after="100"/>
       </w:pPr>
       <w:r>
         <w:rPr>
           <w:b/>
+          <w:sz w:val="20"/>
         </w:rPr>
         <w:t>Flujo con N8N</w:t>
       </w:r>
       <w:r>
+        <w:rPr>
+          <w:sz w:val="20"/>
+        </w:rPr>
         <w:t xml:space="preserve"> (ver Capítulo 14):</w:t>
       </w:r>
     </w:p>
@@ -7737,7 +7906,7 @@
         <w:tc>
           <w:tcPr>
             <w:tcW w:type="dxa" w:w="8152"/>
-            <w:shd w:val="clear" w:color="auto" w:fill="F2F2F2"/>
+            <w:shd w:val="clear" w:color="auto" w:fill="EAEAEA"/>
             <w:tcBorders>
               <w:left w:val="thick" w:sz="24" w:color="1A5A6A"/>
             </w:tcBorders>
@@ -7822,7 +7991,8 @@
             <w:r>
               <w:rPr>
                 <w:rFonts w:ascii="Courier New" w:hAnsi="Courier New"/>
-                <w:color w:val="1A1A1A"/>
+                <w:i/>
+                <w:color w:val="888888"/>
                 <w:sz w:val="16"/>
               </w:rPr>
               <w:t xml:space="preserve">  # Ejemplo: "publica post sobre descuento 20% zapatos tenis este fin de semana"</w:t>
@@ -8156,14 +8326,19 @@
     <w:p>
       <w:pPr>
         <w:pStyle w:val="Endure-ChapterBodyText"/>
+        <w:spacing w:before="100" w:after="100"/>
       </w:pPr>
       <w:r>
         <w:rPr>
           <w:b/>
+          <w:sz w:val="20"/>
         </w:rPr>
         <w:t>Flujo con OpenClaw</w:t>
       </w:r>
       <w:r>
+        <w:rPr>
+          <w:sz w:val="20"/>
+        </w:rPr>
         <w:t xml:space="preserve"> (ver Capítulo 11A):</w:t>
       </w:r>
     </w:p>
@@ -8180,7 +8355,7 @@
         <w:tc>
           <w:tcPr>
             <w:tcW w:type="dxa" w:w="8152"/>
-            <w:shd w:val="clear" w:color="auto" w:fill="F2F2F2"/>
+            <w:shd w:val="clear" w:color="auto" w:fill="EAEAEA"/>
             <w:tcBorders>
               <w:left w:val="thick" w:sz="24" w:color="1A5A6A"/>
             </w:tcBorders>
@@ -8316,10 +8491,11 @@
         <w:pStyle w:val="Endure-Subhead"/>
         <w:keepNext/>
         <w:spacing w:before="160" w:after="60"/>
+        <w:outlineLvl w:val="2"/>
       </w:pPr>
       <w:r>
         <w:rPr>
-          <w:sz w:val="18"/>
+          <w:sz w:val="22"/>
         </w:rPr>
         <w:t>22.8.2 Modo Mixto con OpenRouter</w:t>
       </w:r>
@@ -8327,8 +8503,12 @@
     <w:p>
       <w:pPr>
         <w:pStyle w:val="Endure-FirstParagraphBodyText"/>
+        <w:spacing w:before="100" w:after="100"/>
       </w:pPr>
       <w:r>
+        <w:rPr>
+          <w:sz w:val="20"/>
+        </w:rPr>
         <w:t>Para campañas de alto impacto donde se requiera mayor creatividad o análisis de mercado:</w:t>
       </w:r>
     </w:p>
@@ -8345,7 +8525,7 @@
         <w:tc>
           <w:tcPr>
             <w:tcW w:type="dxa" w:w="8152"/>
-            <w:shd w:val="clear" w:color="auto" w:fill="F2F2F2"/>
+            <w:shd w:val="clear" w:color="auto" w:fill="EAEAEA"/>
             <w:tcBorders>
               <w:left w:val="thick" w:sz="24" w:color="1A5A6A"/>
             </w:tcBorders>
@@ -8599,7 +8779,7 @@
         <w:tc>
           <w:tcPr>
             <w:tcW w:type="dxa" w:w="8152"/>
-            <w:shd w:val="clear" w:color="auto" w:fill="F2F2F2"/>
+            <w:shd w:val="clear" w:color="auto" w:fill="EAEAEA"/>
             <w:tcBorders>
               <w:left w:val="thick" w:sz="24" w:color="1A5A6A"/>
             </w:tcBorders>
@@ -8620,6 +8800,7 @@
             <w:r>
               <w:rPr>
                 <w:rFonts w:ascii="Courier New" w:hAnsi="Courier New"/>
+                <w:i/>
                 <w:color w:val="555555"/>
                 <w:sz w:val="16"/>
               </w:rPr>
@@ -8636,6 +8817,7 @@
             <w:r>
               <w:rPr>
                 <w:rFonts w:ascii="Courier New" w:hAnsi="Courier New"/>
+                <w:i/>
                 <w:color w:val="555555"/>
                 <w:sz w:val="16"/>
               </w:rPr>
@@ -8655,10 +8837,11 @@
         <w:pStyle w:val="Endure-Subhead"/>
         <w:keepNext/>
         <w:spacing w:before="160" w:after="60"/>
+        <w:outlineLvl w:val="2"/>
       </w:pPr>
       <w:r>
         <w:rPr>
-          <w:sz w:val="18"/>
+          <w:sz w:val="22"/>
         </w:rPr>
         <w:t>22.8.3 Evaluación de Backend de Inferencia</w:t>
       </w:r>
@@ -8666,8 +8849,12 @@
     <w:p>
       <w:pPr>
         <w:pStyle w:val="Endure-FirstParagraphBodyText"/>
+        <w:spacing w:before="100" w:after="100"/>
       </w:pPr>
       <w:r>
+        <w:rPr>
+          <w:sz w:val="20"/>
+        </w:rPr>
         <w:t>El pipeline de ventas realiza pocas llamadas al LLM (generación del copy de 1–3 variantes), por lo que la eficiencia de memoria es más importante que el throughput:</w:t>
       </w:r>
     </w:p>
@@ -8684,20 +8871,38 @@
         <w:gridCol w:w="2038"/>
       </w:tblGrid>
       <w:tr>
+        <w:trPr>
+          <w:trHeight w:val="453" w:hRule="atLeast"/>
+          <w:tblHeader/>
+        </w:trPr>
         <w:tc>
           <w:tcPr>
             <w:tcW w:type="dxa" w:w="2038"/>
             <w:shd w:val="clear" w:color="auto" w:fill="1A5A6A"/>
+            <w:tcBorders>
+              <w:top w:val="single" w:sz="12" w:color="FFFFFF"/>
+              <w:left w:val="single" w:sz="12" w:color="FFFFFF"/>
+              <w:bottom w:val="single" w:sz="12" w:color="FFFFFF"/>
+              <w:right w:val="single" w:sz="12" w:color="FFFFFF"/>
+            </w:tcBorders>
+            <w:vAlign w:val="center"/>
+            <w:tcMar>
+              <w:top w:w="60" w:type="dxa"/>
+              <w:left w:w="120" w:type="dxa"/>
+              <w:bottom w:w="60" w:type="dxa"/>
+              <w:right w:w="80" w:type="dxa"/>
+            </w:tcMar>
           </w:tcPr>
           <w:p>
             <w:pPr>
+              <w:spacing w:before="0" w:after="0"/>
               <w:jc w:val="center"/>
             </w:pPr>
             <w:r>
               <w:rPr>
                 <w:b/>
                 <w:color w:val="FFFFFF"/>
-                <w:sz w:val="17"/>
+                <w:sz w:val="16"/>
               </w:rPr>
               <w:t>Backend</w:t>
             </w:r>
@@ -8707,16 +8912,30 @@
           <w:tcPr>
             <w:tcW w:type="dxa" w:w="2038"/>
             <w:shd w:val="clear" w:color="auto" w:fill="1A5A6A"/>
+            <w:tcBorders>
+              <w:top w:val="single" w:sz="12" w:color="FFFFFF"/>
+              <w:left w:val="single" w:sz="12" w:color="FFFFFF"/>
+              <w:bottom w:val="single" w:sz="12" w:color="FFFFFF"/>
+              <w:right w:val="single" w:sz="12" w:color="FFFFFF"/>
+            </w:tcBorders>
+            <w:vAlign w:val="center"/>
+            <w:tcMar>
+              <w:top w:w="60" w:type="dxa"/>
+              <w:left w:w="120" w:type="dxa"/>
+              <w:bottom w:w="60" w:type="dxa"/>
+              <w:right w:w="80" w:type="dxa"/>
+            </w:tcMar>
           </w:tcPr>
           <w:p>
             <w:pPr>
+              <w:spacing w:before="0" w:after="0"/>
               <w:jc w:val="center"/>
             </w:pPr>
             <w:r>
               <w:rPr>
                 <w:b/>
                 <w:color w:val="FFFFFF"/>
-                <w:sz w:val="17"/>
+                <w:sz w:val="16"/>
               </w:rPr>
               <w:t>Ventaja</w:t>
             </w:r>
@@ -8726,16 +8945,30 @@
           <w:tcPr>
             <w:tcW w:type="dxa" w:w="2038"/>
             <w:shd w:val="clear" w:color="auto" w:fill="1A5A6A"/>
+            <w:tcBorders>
+              <w:top w:val="single" w:sz="12" w:color="FFFFFF"/>
+              <w:left w:val="single" w:sz="12" w:color="FFFFFF"/>
+              <w:bottom w:val="single" w:sz="12" w:color="FFFFFF"/>
+              <w:right w:val="single" w:sz="12" w:color="FFFFFF"/>
+            </w:tcBorders>
+            <w:vAlign w:val="center"/>
+            <w:tcMar>
+              <w:top w:w="60" w:type="dxa"/>
+              <w:left w:w="120" w:type="dxa"/>
+              <w:bottom w:w="60" w:type="dxa"/>
+              <w:right w:w="80" w:type="dxa"/>
+            </w:tcMar>
           </w:tcPr>
           <w:p>
             <w:pPr>
+              <w:spacing w:before="0" w:after="0"/>
               <w:jc w:val="center"/>
             </w:pPr>
             <w:r>
               <w:rPr>
                 <w:b/>
                 <w:color w:val="FFFFFF"/>
-                <w:sz w:val="17"/>
+                <w:sz w:val="16"/>
               </w:rPr>
               <w:t>Desventaja</w:t>
             </w:r>
@@ -8745,16 +8978,30 @@
           <w:tcPr>
             <w:tcW w:type="dxa" w:w="2038"/>
             <w:shd w:val="clear" w:color="auto" w:fill="1A5A6A"/>
+            <w:tcBorders>
+              <w:top w:val="single" w:sz="12" w:color="FFFFFF"/>
+              <w:left w:val="single" w:sz="12" w:color="FFFFFF"/>
+              <w:bottom w:val="single" w:sz="12" w:color="FFFFFF"/>
+              <w:right w:val="single" w:sz="12" w:color="FFFFFF"/>
+            </w:tcBorders>
+            <w:vAlign w:val="center"/>
+            <w:tcMar>
+              <w:top w:w="60" w:type="dxa"/>
+              <w:left w:w="120" w:type="dxa"/>
+              <w:bottom w:w="60" w:type="dxa"/>
+              <w:right w:w="80" w:type="dxa"/>
+            </w:tcMar>
           </w:tcPr>
           <w:p>
             <w:pPr>
+              <w:spacing w:before="0" w:after="0"/>
               <w:jc w:val="center"/>
             </w:pPr>
             <w:r>
               <w:rPr>
                 <w:b/>
                 <w:color w:val="FFFFFF"/>
-                <w:sz w:val="17"/>
+                <w:sz w:val="16"/>
               </w:rPr>
               <w:t>Recomendación</w:t>
             </w:r>
@@ -8762,15 +9009,35 @@
         </w:tc>
       </w:tr>
       <w:tr>
+        <w:trPr>
+          <w:trHeight w:val="283" w:hRule="atLeast"/>
+        </w:trPr>
         <w:tc>
           <w:tcPr>
             <w:tcW w:type="dxa" w:w="2038"/>
-            <w:shd w:val="clear" w:color="auto" w:fill="F8F8F8"/>
+            <w:shd w:val="clear" w:color="auto" w:fill="EAEAEA"/>
+            <w:tcBorders>
+              <w:top w:val="single" w:sz="12" w:color="FFFFFF"/>
+              <w:left w:val="single" w:sz="12" w:color="FFFFFF"/>
+              <w:bottom w:val="single" w:sz="12" w:color="FFFFFF"/>
+              <w:right w:val="single" w:sz="12" w:color="FFFFFF"/>
+            </w:tcBorders>
+            <w:vAlign w:val="center"/>
+            <w:tcMar>
+              <w:top w:w="40" w:type="dxa"/>
+              <w:left w:w="120" w:type="dxa"/>
+              <w:bottom w:w="40" w:type="dxa"/>
+              <w:right w:w="80" w:type="dxa"/>
+            </w:tcMar>
           </w:tcPr>
           <w:p>
-            <w:r>
-              <w:rPr>
-                <w:sz w:val="17"/>
+            <w:pPr>
+              <w:spacing w:before="0" w:after="0"/>
+              <w:jc w:val="center"/>
+            </w:pPr>
+            <w:r>
+              <w:rPr>
+                <w:sz w:val="16"/>
               </w:rPr>
               <w:t>Ollama (qwen3:7b)</w:t>
             </w:r>
@@ -8779,12 +9046,29 @@
         <w:tc>
           <w:tcPr>
             <w:tcW w:type="dxa" w:w="2038"/>
-            <w:shd w:val="clear" w:color="auto" w:fill="F8F8F8"/>
+            <w:shd w:val="clear" w:color="auto" w:fill="EAEAEA"/>
+            <w:tcBorders>
+              <w:top w:val="single" w:sz="12" w:color="FFFFFF"/>
+              <w:left w:val="single" w:sz="12" w:color="FFFFFF"/>
+              <w:bottom w:val="single" w:sz="12" w:color="FFFFFF"/>
+              <w:right w:val="single" w:sz="12" w:color="FFFFFF"/>
+            </w:tcBorders>
+            <w:vAlign w:val="center"/>
+            <w:tcMar>
+              <w:top w:w="40" w:type="dxa"/>
+              <w:left w:w="120" w:type="dxa"/>
+              <w:bottom w:w="40" w:type="dxa"/>
+              <w:right w:w="80" w:type="dxa"/>
+            </w:tcMar>
           </w:tcPr>
           <w:p>
-            <w:r>
-              <w:rPr>
-                <w:sz w:val="17"/>
+            <w:pPr>
+              <w:spacing w:before="0" w:after="0"/>
+              <w:jc w:val="center"/>
+            </w:pPr>
+            <w:r>
+              <w:rPr>
+                <w:sz w:val="16"/>
               </w:rPr>
               <w:t>Simple, fácil configuración</w:t>
             </w:r>
@@ -8793,12 +9077,29 @@
         <w:tc>
           <w:tcPr>
             <w:tcW w:type="dxa" w:w="2038"/>
-            <w:shd w:val="clear" w:color="auto" w:fill="F8F8F8"/>
+            <w:shd w:val="clear" w:color="auto" w:fill="EAEAEA"/>
+            <w:tcBorders>
+              <w:top w:val="single" w:sz="12" w:color="FFFFFF"/>
+              <w:left w:val="single" w:sz="12" w:color="FFFFFF"/>
+              <w:bottom w:val="single" w:sz="12" w:color="FFFFFF"/>
+              <w:right w:val="single" w:sz="12" w:color="FFFFFF"/>
+            </w:tcBorders>
+            <w:vAlign w:val="center"/>
+            <w:tcMar>
+              <w:top w:w="40" w:type="dxa"/>
+              <w:left w:w="120" w:type="dxa"/>
+              <w:bottom w:w="40" w:type="dxa"/>
+              <w:right w:w="80" w:type="dxa"/>
+            </w:tcMar>
           </w:tcPr>
           <w:p>
-            <w:r>
-              <w:rPr>
-                <w:sz w:val="17"/>
+            <w:pPr>
+              <w:spacing w:before="0" w:after="0"/>
+              <w:jc w:val="center"/>
+            </w:pPr>
+            <w:r>
+              <w:rPr>
+                <w:sz w:val="16"/>
               </w:rPr>
               <w:t>Carga completa del modelo en RAM</w:t>
             </w:r>
@@ -8807,12 +9108,29 @@
         <w:tc>
           <w:tcPr>
             <w:tcW w:type="dxa" w:w="2038"/>
-            <w:shd w:val="clear" w:color="auto" w:fill="F8F8F8"/>
+            <w:shd w:val="clear" w:color="auto" w:fill="EAEAEA"/>
+            <w:tcBorders>
+              <w:top w:val="single" w:sz="12" w:color="FFFFFF"/>
+              <w:left w:val="single" w:sz="12" w:color="FFFFFF"/>
+              <w:bottom w:val="single" w:sz="12" w:color="FFFFFF"/>
+              <w:right w:val="single" w:sz="12" w:color="FFFFFF"/>
+            </w:tcBorders>
+            <w:vAlign w:val="center"/>
+            <w:tcMar>
+              <w:top w:w="40" w:type="dxa"/>
+              <w:left w:w="120" w:type="dxa"/>
+              <w:bottom w:w="40" w:type="dxa"/>
+              <w:right w:w="80" w:type="dxa"/>
+            </w:tcMar>
           </w:tcPr>
           <w:p>
-            <w:r>
-              <w:rPr>
-                <w:sz w:val="17"/>
+            <w:pPr>
+              <w:spacing w:before="0" w:after="0"/>
+              <w:jc w:val="center"/>
+            </w:pPr>
+            <w:r>
+              <w:rPr>
+                <w:sz w:val="16"/>
               </w:rPr>
               <w:t>Adecuado</w:t>
             </w:r>
@@ -8820,15 +9138,35 @@
         </w:tc>
       </w:tr>
       <w:tr>
+        <w:trPr>
+          <w:trHeight w:val="283" w:hRule="atLeast"/>
+        </w:trPr>
         <w:tc>
           <w:tcPr>
             <w:tcW w:type="dxa" w:w="2038"/>
-            <w:shd w:val="clear" w:color="auto" w:fill="FFFFFF"/>
+            <w:shd w:val="clear" w:color="auto" w:fill="EAEAEA"/>
+            <w:tcBorders>
+              <w:top w:val="single" w:sz="12" w:color="FFFFFF"/>
+              <w:left w:val="single" w:sz="12" w:color="FFFFFF"/>
+              <w:bottom w:val="single" w:sz="12" w:color="FFFFFF"/>
+              <w:right w:val="single" w:sz="12" w:color="FFFFFF"/>
+            </w:tcBorders>
+            <w:vAlign w:val="center"/>
+            <w:tcMar>
+              <w:top w:w="40" w:type="dxa"/>
+              <w:left w:w="120" w:type="dxa"/>
+              <w:bottom w:w="40" w:type="dxa"/>
+              <w:right w:w="80" w:type="dxa"/>
+            </w:tcMar>
           </w:tcPr>
           <w:p>
-            <w:r>
-              <w:rPr>
-                <w:sz w:val="17"/>
+            <w:pPr>
+              <w:spacing w:before="0" w:after="0"/>
+              <w:jc w:val="center"/>
+            </w:pPr>
+            <w:r>
+              <w:rPr>
+                <w:sz w:val="16"/>
               </w:rPr>
               <w:t>llama.cpp (qwen3:7b Q4_K_M)</w:t>
             </w:r>
@@ -8837,12 +9175,29 @@
         <w:tc>
           <w:tcPr>
             <w:tcW w:type="dxa" w:w="2038"/>
-            <w:shd w:val="clear" w:color="auto" w:fill="FFFFFF"/>
+            <w:shd w:val="clear" w:color="auto" w:fill="EAEAEA"/>
+            <w:tcBorders>
+              <w:top w:val="single" w:sz="12" w:color="FFFFFF"/>
+              <w:left w:val="single" w:sz="12" w:color="FFFFFF"/>
+              <w:bottom w:val="single" w:sz="12" w:color="FFFFFF"/>
+              <w:right w:val="single" w:sz="12" w:color="FFFFFF"/>
+            </w:tcBorders>
+            <w:vAlign w:val="center"/>
+            <w:tcMar>
+              <w:top w:w="40" w:type="dxa"/>
+              <w:left w:w="120" w:type="dxa"/>
+              <w:bottom w:w="40" w:type="dxa"/>
+              <w:right w:w="80" w:type="dxa"/>
+            </w:tcMar>
           </w:tcPr>
           <w:p>
-            <w:r>
-              <w:rPr>
-                <w:sz w:val="17"/>
+            <w:pPr>
+              <w:spacing w:before="0" w:after="0"/>
+              <w:jc w:val="center"/>
+            </w:pPr>
+            <w:r>
+              <w:rPr>
+                <w:sz w:val="16"/>
               </w:rPr>
               <w:t>Menor uso de VRAM (~4 GB vs ~5.5 GB)</w:t>
             </w:r>
@@ -8851,12 +9206,29 @@
         <w:tc>
           <w:tcPr>
             <w:tcW w:type="dxa" w:w="2038"/>
-            <w:shd w:val="clear" w:color="auto" w:fill="FFFFFF"/>
+            <w:shd w:val="clear" w:color="auto" w:fill="EAEAEA"/>
+            <w:tcBorders>
+              <w:top w:val="single" w:sz="12" w:color="FFFFFF"/>
+              <w:left w:val="single" w:sz="12" w:color="FFFFFF"/>
+              <w:bottom w:val="single" w:sz="12" w:color="FFFFFF"/>
+              <w:right w:val="single" w:sz="12" w:color="FFFFFF"/>
+            </w:tcBorders>
+            <w:vAlign w:val="center"/>
+            <w:tcMar>
+              <w:top w:w="40" w:type="dxa"/>
+              <w:left w:w="120" w:type="dxa"/>
+              <w:bottom w:w="40" w:type="dxa"/>
+              <w:right w:w="80" w:type="dxa"/>
+            </w:tcMar>
           </w:tcPr>
           <w:p>
-            <w:r>
-              <w:rPr>
-                <w:sz w:val="17"/>
+            <w:pPr>
+              <w:spacing w:before="0" w:after="0"/>
+              <w:jc w:val="both"/>
+            </w:pPr>
+            <w:r>
+              <w:rPr>
+                <w:sz w:val="16"/>
               </w:rPr>
               <w:t>API compatible pero gestión manual</w:t>
             </w:r>
@@ -8865,12 +9237,29 @@
         <w:tc>
           <w:tcPr>
             <w:tcW w:type="dxa" w:w="2038"/>
-            <w:shd w:val="clear" w:color="auto" w:fill="FFFFFF"/>
+            <w:shd w:val="clear" w:color="auto" w:fill="EAEAEA"/>
+            <w:tcBorders>
+              <w:top w:val="single" w:sz="12" w:color="FFFFFF"/>
+              <w:left w:val="single" w:sz="12" w:color="FFFFFF"/>
+              <w:bottom w:val="single" w:sz="12" w:color="FFFFFF"/>
+              <w:right w:val="single" w:sz="12" w:color="FFFFFF"/>
+            </w:tcBorders>
+            <w:vAlign w:val="center"/>
+            <w:tcMar>
+              <w:top w:w="40" w:type="dxa"/>
+              <w:left w:w="120" w:type="dxa"/>
+              <w:bottom w:w="40" w:type="dxa"/>
+              <w:right w:w="80" w:type="dxa"/>
+            </w:tcMar>
           </w:tcPr>
           <w:p>
-            <w:r>
-              <w:rPr>
-                <w:sz w:val="17"/>
+            <w:pPr>
+              <w:spacing w:before="0" w:after="0"/>
+              <w:jc w:val="both"/>
+            </w:pPr>
+            <w:r>
+              <w:rPr>
+                <w:sz w:val="16"/>
               </w:rPr>
               <w:t>Recomendado si el Jetson corre otros servicios en paralelo</w:t>
             </w:r>
@@ -8878,15 +9267,35 @@
         </w:tc>
       </w:tr>
       <w:tr>
+        <w:trPr>
+          <w:trHeight w:val="283" w:hRule="atLeast"/>
+        </w:trPr>
         <w:tc>
           <w:tcPr>
             <w:tcW w:type="dxa" w:w="2038"/>
-            <w:shd w:val="clear" w:color="auto" w:fill="F8F8F8"/>
+            <w:shd w:val="clear" w:color="auto" w:fill="EAEAEA"/>
+            <w:tcBorders>
+              <w:top w:val="single" w:sz="12" w:color="FFFFFF"/>
+              <w:left w:val="single" w:sz="12" w:color="FFFFFF"/>
+              <w:bottom w:val="single" w:sz="12" w:color="FFFFFF"/>
+              <w:right w:val="single" w:sz="12" w:color="FFFFFF"/>
+            </w:tcBorders>
+            <w:vAlign w:val="center"/>
+            <w:tcMar>
+              <w:top w:w="40" w:type="dxa"/>
+              <w:left w:w="120" w:type="dxa"/>
+              <w:bottom w:w="40" w:type="dxa"/>
+              <w:right w:w="80" w:type="dxa"/>
+            </w:tcMar>
           </w:tcPr>
           <w:p>
-            <w:r>
-              <w:rPr>
-                <w:sz w:val="17"/>
+            <w:pPr>
+              <w:spacing w:before="0" w:after="0"/>
+              <w:jc w:val="center"/>
+            </w:pPr>
+            <w:r>
+              <w:rPr>
+                <w:sz w:val="16"/>
               </w:rPr>
               <w:t>vLLM</w:t>
             </w:r>
@@ -8895,12 +9304,29 @@
         <w:tc>
           <w:tcPr>
             <w:tcW w:type="dxa" w:w="2038"/>
-            <w:shd w:val="clear" w:color="auto" w:fill="F8F8F8"/>
+            <w:shd w:val="clear" w:color="auto" w:fill="EAEAEA"/>
+            <w:tcBorders>
+              <w:top w:val="single" w:sz="12" w:color="FFFFFF"/>
+              <w:left w:val="single" w:sz="12" w:color="FFFFFF"/>
+              <w:bottom w:val="single" w:sz="12" w:color="FFFFFF"/>
+              <w:right w:val="single" w:sz="12" w:color="FFFFFF"/>
+            </w:tcBorders>
+            <w:vAlign w:val="center"/>
+            <w:tcMar>
+              <w:top w:w="40" w:type="dxa"/>
+              <w:left w:w="120" w:type="dxa"/>
+              <w:bottom w:w="40" w:type="dxa"/>
+              <w:right w:w="80" w:type="dxa"/>
+            </w:tcMar>
           </w:tcPr>
           <w:p>
-            <w:r>
-              <w:rPr>
-                <w:sz w:val="17"/>
+            <w:pPr>
+              <w:spacing w:before="0" w:after="0"/>
+              <w:jc w:val="center"/>
+            </w:pPr>
+            <w:r>
+              <w:rPr>
+                <w:sz w:val="16"/>
               </w:rPr>
               <w:t>Alto throughput</w:t>
             </w:r>
@@ -8909,12 +9335,29 @@
         <w:tc>
           <w:tcPr>
             <w:tcW w:type="dxa" w:w="2038"/>
-            <w:shd w:val="clear" w:color="auto" w:fill="F8F8F8"/>
+            <w:shd w:val="clear" w:color="auto" w:fill="EAEAEA"/>
+            <w:tcBorders>
+              <w:top w:val="single" w:sz="12" w:color="FFFFFF"/>
+              <w:left w:val="single" w:sz="12" w:color="FFFFFF"/>
+              <w:bottom w:val="single" w:sz="12" w:color="FFFFFF"/>
+              <w:right w:val="single" w:sz="12" w:color="FFFFFF"/>
+            </w:tcBorders>
+            <w:vAlign w:val="center"/>
+            <w:tcMar>
+              <w:top w:w="40" w:type="dxa"/>
+              <w:left w:w="120" w:type="dxa"/>
+              <w:bottom w:w="40" w:type="dxa"/>
+              <w:right w:w="80" w:type="dxa"/>
+            </w:tcMar>
           </w:tcPr>
           <w:p>
-            <w:r>
-              <w:rPr>
-                <w:sz w:val="17"/>
+            <w:pPr>
+              <w:spacing w:before="0" w:after="0"/>
+              <w:jc w:val="both"/>
+            </w:pPr>
+            <w:r>
+              <w:rPr>
+                <w:sz w:val="16"/>
               </w:rPr>
               <w:t>Overhead innecesario para 1–3 requests</w:t>
             </w:r>
@@ -8923,12 +9366,29 @@
         <w:tc>
           <w:tcPr>
             <w:tcW w:type="dxa" w:w="2038"/>
-            <w:shd w:val="clear" w:color="auto" w:fill="F8F8F8"/>
+            <w:shd w:val="clear" w:color="auto" w:fill="EAEAEA"/>
+            <w:tcBorders>
+              <w:top w:val="single" w:sz="12" w:color="FFFFFF"/>
+              <w:left w:val="single" w:sz="12" w:color="FFFFFF"/>
+              <w:bottom w:val="single" w:sz="12" w:color="FFFFFF"/>
+              <w:right w:val="single" w:sz="12" w:color="FFFFFF"/>
+            </w:tcBorders>
+            <w:vAlign w:val="center"/>
+            <w:tcMar>
+              <w:top w:w="40" w:type="dxa"/>
+              <w:left w:w="120" w:type="dxa"/>
+              <w:bottom w:w="40" w:type="dxa"/>
+              <w:right w:w="80" w:type="dxa"/>
+            </w:tcMar>
           </w:tcPr>
           <w:p>
-            <w:r>
-              <w:rPr>
-                <w:sz w:val="17"/>
+            <w:pPr>
+              <w:spacing w:before="0" w:after="0"/>
+              <w:jc w:val="center"/>
+            </w:pPr>
+            <w:r>
+              <w:rPr>
+                <w:sz w:val="16"/>
               </w:rPr>
               <w:t>No recomendado para este caso</w:t>
             </w:r>
@@ -8987,7 +9447,7 @@
             <w:r>
               <w:rPr>
                 <w:rFonts w:ascii="Courier New" w:hAnsi="Courier New"/>
-                <w:sz w:val="17"/>
+                <w:sz w:val="16"/>
               </w:rPr>
               <w:t>qwen3:7b Q4_K_M</w:t>
             </w:r>

--- a/book/docx-por-capitulo/capitulo-24-embudo-ventas.docx
+++ b/book/docx-por-capitulo/capitulo-24-embudo-ventas.docx
@@ -26,7 +26,7 @@
       <w:pPr>
         <w:pStyle w:val="Endure-Subhead"/>
         <w:keepNext/>
-        <w:spacing w:before="240" w:after="60"/>
+        <w:spacing w:before="240" w:after="60" w:line="240" w:lineRule="auto"/>
         <w:outlineLvl w:val="1"/>
       </w:pPr>
       <w:r>
@@ -39,7 +39,7 @@
     <w:p>
       <w:pPr>
         <w:pStyle w:val="Endure-FirstParagraphBodyText"/>
-        <w:spacing w:before="100" w:after="100"/>
+        <w:spacing w:before="100" w:after="100" w:line="240" w:lineRule="auto"/>
       </w:pPr>
       <w:r>
         <w:rPr>
@@ -51,7 +51,7 @@
     <w:p>
       <w:pPr>
         <w:pStyle w:val="Endure-ChapterBodyText"/>
-        <w:spacing w:before="100" w:after="100"/>
+        <w:spacing w:before="100" w:after="100" w:line="240" w:lineRule="auto"/>
       </w:pPr>
       <w:r>
         <w:rPr>
@@ -63,7 +63,7 @@
     <w:p>
       <w:pPr>
         <w:pStyle w:val="Endure-ChapterBodyText"/>
-        <w:spacing w:before="100" w:after="100"/>
+        <w:spacing w:before="100" w:after="100" w:line="240" w:lineRule="auto"/>
       </w:pPr>
       <w:r>
         <w:rPr>
@@ -76,7 +76,7 @@
     <w:p>
       <w:pPr>
         <w:pStyle w:val="Endure-ChapterBodyText"/>
-        <w:spacing w:before="40" w:after="40"/>
+        <w:spacing w:before="40" w:after="40" w:line="240" w:lineRule="auto"/>
         <w:ind w:left="360" w:hanging="216"/>
       </w:pPr>
       <w:r>
@@ -108,7 +108,7 @@
     <w:p>
       <w:pPr>
         <w:pStyle w:val="Endure-ChapterBodyText"/>
-        <w:spacing w:before="40" w:after="40"/>
+        <w:spacing w:before="40" w:after="40" w:line="240" w:lineRule="auto"/>
         <w:ind w:left="360" w:hanging="216"/>
       </w:pPr>
       <w:r>
@@ -127,7 +127,7 @@
     <w:p>
       <w:pPr>
         <w:pStyle w:val="Endure-ChapterBodyText"/>
-        <w:spacing w:before="40" w:after="40"/>
+        <w:spacing w:before="40" w:after="40" w:line="240" w:lineRule="auto"/>
         <w:ind w:left="360" w:hanging="216"/>
       </w:pPr>
       <w:r>
@@ -166,7 +166,7 @@
     <w:p>
       <w:pPr>
         <w:pStyle w:val="Endure-ChapterBodyText"/>
-        <w:spacing w:before="40" w:after="40"/>
+        <w:spacing w:before="40" w:after="40" w:line="240" w:lineRule="auto"/>
         <w:ind w:left="360" w:hanging="216"/>
       </w:pPr>
       <w:r>
@@ -190,7 +190,7 @@
     <w:p>
       <w:pPr>
         <w:pStyle w:val="Endure-ChapterBodyText"/>
-        <w:spacing w:before="100" w:after="100"/>
+        <w:spacing w:before="100" w:after="100" w:line="240" w:lineRule="auto"/>
       </w:pPr>
       <w:r>
         <w:rPr>
@@ -275,34 +275,34 @@
       <w:pPr>
         <w:pStyle w:val="Endure-Subhead"/>
         <w:keepNext/>
-        <w:spacing w:before="240" w:after="60"/>
+        <w:spacing w:before="240" w:after="60" w:line="240" w:lineRule="auto"/>
         <w:outlineLvl w:val="1"/>
       </w:pPr>
       <w:r>
         <w:rPr>
           <w:sz w:val="24"/>
         </w:rPr>
-        <w:t>22.1 Prerrequisito — Meta Developers Setup</w:t>
+        <w:t>24.1 Prerrequisito — Meta Developers Setup</w:t>
       </w:r>
     </w:p>
     <w:p>
       <w:pPr>
         <w:pStyle w:val="Endure-Subhead"/>
         <w:keepNext/>
-        <w:spacing w:before="160" w:after="60"/>
+        <w:spacing w:before="160" w:after="60" w:line="240" w:lineRule="auto"/>
         <w:outlineLvl w:val="2"/>
       </w:pPr>
       <w:r>
         <w:rPr>
           <w:sz w:val="22"/>
         </w:rPr>
-        <w:t>22.1.1 Obtener el Page Access Token</w:t>
+        <w:t>24.1.1 Obtener el Page Access Token</w:t>
       </w:r>
     </w:p>
     <w:p>
       <w:pPr>
         <w:pStyle w:val="Endure-ChapterBodyText"/>
-        <w:spacing w:before="40" w:after="40"/>
+        <w:spacing w:before="40" w:after="40" w:line="240" w:lineRule="auto"/>
         <w:ind w:left="360" w:hanging="216"/>
       </w:pPr>
       <w:r>
@@ -321,7 +321,7 @@
     <w:p>
       <w:pPr>
         <w:pStyle w:val="Endure-ChapterBodyText"/>
-        <w:spacing w:before="40" w:after="40"/>
+        <w:spacing w:before="40" w:after="40" w:line="240" w:lineRule="auto"/>
         <w:ind w:left="360" w:hanging="216"/>
       </w:pPr>
       <w:r>
@@ -373,7 +373,7 @@
     <w:p>
       <w:pPr>
         <w:pStyle w:val="Endure-ChapterBodyText"/>
-        <w:spacing w:before="40" w:after="40"/>
+        <w:spacing w:before="40" w:after="40" w:line="240" w:lineRule="auto"/>
         <w:ind w:left="360" w:hanging="216"/>
       </w:pPr>
       <w:r>
@@ -410,7 +410,7 @@
     <w:p>
       <w:pPr>
         <w:pStyle w:val="Endure-ChapterBodyText"/>
-        <w:spacing w:before="100" w:after="100"/>
+        <w:spacing w:before="100" w:after="100" w:line="240" w:lineRule="auto"/>
       </w:pPr>
       <w:r>
         <w:rPr>
@@ -468,7 +468,7 @@
     <w:p>
       <w:pPr>
         <w:pStyle w:val="Endure-ChapterBodyText"/>
-        <w:spacing w:before="40" w:after="40"/>
+        <w:spacing w:before="40" w:after="40" w:line="240" w:lineRule="auto"/>
         <w:ind w:left="360" w:hanging="216"/>
       </w:pPr>
       <w:r>
@@ -513,7 +513,7 @@
     <w:p>
       <w:pPr>
         <w:pStyle w:val="Endure-ChapterBodyText"/>
-        <w:spacing w:before="40" w:after="40"/>
+        <w:spacing w:before="40" w:after="40" w:line="240" w:lineRule="auto"/>
         <w:ind w:left="360" w:hanging="216"/>
       </w:pPr>
       <w:r>
@@ -877,14 +877,14 @@
       <w:pPr>
         <w:pStyle w:val="Endure-Subhead"/>
         <w:keepNext/>
-        <w:spacing w:before="240" w:after="60"/>
+        <w:spacing w:before="240" w:after="60" w:line="240" w:lineRule="auto"/>
         <w:outlineLvl w:val="1"/>
       </w:pPr>
       <w:r>
         <w:rPr>
           <w:sz w:val="24"/>
         </w:rPr>
-        <w:t>22.2 Estructura del Proyecto</w:t>
+        <w:t>24.2 Estructura del Proyecto</w:t>
       </w:r>
     </w:p>
     <w:tbl>
@@ -955,14 +955,14 @@
       <w:pPr>
         <w:pStyle w:val="Endure-Subhead"/>
         <w:keepNext/>
-        <w:spacing w:before="240" w:after="60"/>
+        <w:spacing w:before="240" w:after="60" w:line="240" w:lineRule="auto"/>
         <w:outlineLvl w:val="1"/>
       </w:pPr>
       <w:r>
         <w:rPr>
           <w:sz w:val="24"/>
         </w:rPr>
-        <w:t>22.3 Script 1 — Generador de Contenido con LLM</w:t>
+        <w:t>24.3 Script 1 — Generador de Contenido con LLM</w:t>
       </w:r>
     </w:p>
     <w:tbl>
@@ -3680,14 +3680,14 @@
       <w:pPr>
         <w:pStyle w:val="Endure-Subhead"/>
         <w:keepNext/>
-        <w:spacing w:before="240" w:after="60"/>
+        <w:spacing w:before="240" w:after="60" w:line="240" w:lineRule="auto"/>
         <w:outlineLvl w:val="1"/>
       </w:pPr>
       <w:r>
         <w:rPr>
           <w:sz w:val="24"/>
         </w:rPr>
-        <w:t>22.4 Script 2 — Publicador via Meta Graph API</w:t>
+        <w:t>24.4 Script 2 — Publicador via Meta Graph API</w:t>
       </w:r>
     </w:p>
     <w:tbl>
@@ -5867,14 +5867,14 @@
       <w:pPr>
         <w:pStyle w:val="Endure-Subhead"/>
         <w:keepNext/>
-        <w:spacing w:before="240" w:after="60"/>
+        <w:spacing w:before="240" w:after="60" w:line="240" w:lineRule="auto"/>
         <w:outlineLvl w:val="1"/>
       </w:pPr>
       <w:r>
         <w:rPr>
           <w:sz w:val="24"/>
         </w:rPr>
-        <w:t>22.5 Orquestador Principal</w:t>
+        <w:t>24.5 Orquestador Principal</w:t>
       </w:r>
     </w:p>
     <w:tbl>
@@ -7261,14 +7261,14 @@
       <w:pPr>
         <w:pStyle w:val="Endure-Subhead"/>
         <w:keepNext/>
-        <w:spacing w:before="240" w:after="60"/>
+        <w:spacing w:before="240" w:after="60" w:line="240" w:lineRule="auto"/>
         <w:outlineLvl w:val="1"/>
       </w:pPr>
       <w:r>
         <w:rPr>
           <w:sz w:val="24"/>
         </w:rPr>
-        <w:t>22.6 Limpieza Post-Pipeline</w:t>
+        <w:t>24.6 Limpieza Post-Pipeline</w:t>
       </w:r>
     </w:p>
     <w:tbl>
@@ -7422,14 +7422,14 @@
       <w:pPr>
         <w:pStyle w:val="Endure-Subhead"/>
         <w:keepNext/>
-        <w:spacing w:before="240" w:after="60"/>
+        <w:spacing w:before="240" w:after="60" w:line="240" w:lineRule="auto"/>
         <w:outlineLvl w:val="1"/>
       </w:pPr>
       <w:r>
         <w:rPr>
           <w:sz w:val="24"/>
         </w:rPr>
-        <w:t>22.7 Verificación Final</w:t>
+        <w:t>24.7 Verificación Final</w:t>
       </w:r>
     </w:p>
     <w:tbl>
@@ -7838,34 +7838,34 @@
       <w:pPr>
         <w:pStyle w:val="Endure-Subhead"/>
         <w:keepNext/>
-        <w:spacing w:before="240" w:after="60"/>
+        <w:spacing w:before="240" w:after="60" w:line="240" w:lineRule="auto"/>
         <w:outlineLvl w:val="1"/>
       </w:pPr>
       <w:r>
         <w:rPr>
           <w:sz w:val="24"/>
         </w:rPr>
-        <w:t>22.8 Escalabilidad y Extensiones</w:t>
+        <w:t>24.8 Escalabilidad y Extensiones</w:t>
       </w:r>
     </w:p>
     <w:p>
       <w:pPr>
         <w:pStyle w:val="Endure-Subhead"/>
         <w:keepNext/>
-        <w:spacing w:before="160" w:after="60"/>
+        <w:spacing w:before="160" w:after="60" w:line="240" w:lineRule="auto"/>
         <w:outlineLvl w:val="2"/>
       </w:pPr>
       <w:r>
         <w:rPr>
           <w:sz w:val="22"/>
         </w:rPr>
-        <w:t>22.8.1 Bot de Telegram para Generación y Publicación de Contenido</w:t>
+        <w:t>24.8.1 Bot de Telegram para Generación y Publicación de Contenido</w:t>
       </w:r>
     </w:p>
     <w:p>
       <w:pPr>
         <w:pStyle w:val="Endure-FirstParagraphBodyText"/>
-        <w:spacing w:before="100" w:after="100"/>
+        <w:spacing w:before="100" w:after="100" w:line="240" w:lineRule="auto"/>
       </w:pPr>
       <w:r>
         <w:rPr>
@@ -7877,7 +7877,7 @@
     <w:p>
       <w:pPr>
         <w:pStyle w:val="Endure-ChapterBodyText"/>
-        <w:spacing w:before="100" w:after="100"/>
+        <w:spacing w:before="100" w:after="100" w:line="240" w:lineRule="auto"/>
       </w:pPr>
       <w:r>
         <w:rPr>
@@ -8326,7 +8326,7 @@
     <w:p>
       <w:pPr>
         <w:pStyle w:val="Endure-ChapterBodyText"/>
-        <w:spacing w:before="100" w:after="100"/>
+        <w:spacing w:before="100" w:after="100" w:line="240" w:lineRule="auto"/>
       </w:pPr>
       <w:r>
         <w:rPr>
@@ -8490,20 +8490,20 @@
       <w:pPr>
         <w:pStyle w:val="Endure-Subhead"/>
         <w:keepNext/>
-        <w:spacing w:before="160" w:after="60"/>
+        <w:spacing w:before="160" w:after="60" w:line="240" w:lineRule="auto"/>
         <w:outlineLvl w:val="2"/>
       </w:pPr>
       <w:r>
         <w:rPr>
           <w:sz w:val="22"/>
         </w:rPr>
-        <w:t>22.8.2 Modo Mixto con OpenRouter</w:t>
+        <w:t>24.8.2 Modo Mixto con OpenRouter</w:t>
       </w:r>
     </w:p>
     <w:p>
       <w:pPr>
         <w:pStyle w:val="Endure-FirstParagraphBodyText"/>
-        <w:spacing w:before="100" w:after="100"/>
+        <w:spacing w:before="100" w:after="100" w:line="240" w:lineRule="auto"/>
       </w:pPr>
       <w:r>
         <w:rPr>
@@ -8836,20 +8836,20 @@
       <w:pPr>
         <w:pStyle w:val="Endure-Subhead"/>
         <w:keepNext/>
-        <w:spacing w:before="160" w:after="60"/>
+        <w:spacing w:before="160" w:after="60" w:line="240" w:lineRule="auto"/>
         <w:outlineLvl w:val="2"/>
       </w:pPr>
       <w:r>
         <w:rPr>
           <w:sz w:val="22"/>
         </w:rPr>
-        <w:t>22.8.3 Evaluación de Backend de Inferencia</w:t>
+        <w:t>24.8.3 Evaluación de Backend de Inferencia</w:t>
       </w:r>
     </w:p>
     <w:p>
       <w:pPr>
         <w:pStyle w:val="Endure-FirstParagraphBodyText"/>
-        <w:spacing w:before="100" w:after="100"/>
+        <w:spacing w:before="100" w:after="100" w:line="240" w:lineRule="auto"/>
       </w:pPr>
       <w:r>
         <w:rPr>
@@ -8895,7 +8895,7 @@
           </w:tcPr>
           <w:p>
             <w:pPr>
-              <w:spacing w:before="0" w:after="0"/>
+              <w:spacing w:before="0" w:after="0" w:line="240" w:lineRule="auto"/>
               <w:jc w:val="center"/>
             </w:pPr>
             <w:r>
@@ -8928,7 +8928,7 @@
           </w:tcPr>
           <w:p>
             <w:pPr>
-              <w:spacing w:before="0" w:after="0"/>
+              <w:spacing w:before="0" w:after="0" w:line="240" w:lineRule="auto"/>
               <w:jc w:val="center"/>
             </w:pPr>
             <w:r>
@@ -8961,7 +8961,7 @@
           </w:tcPr>
           <w:p>
             <w:pPr>
-              <w:spacing w:before="0" w:after="0"/>
+              <w:spacing w:before="0" w:after="0" w:line="240" w:lineRule="auto"/>
               <w:jc w:val="center"/>
             </w:pPr>
             <w:r>
@@ -8994,7 +8994,7 @@
           </w:tcPr>
           <w:p>
             <w:pPr>
-              <w:spacing w:before="0" w:after="0"/>
+              <w:spacing w:before="0" w:after="0" w:line="240" w:lineRule="auto"/>
               <w:jc w:val="center"/>
             </w:pPr>
             <w:r>
@@ -9032,7 +9032,7 @@
           </w:tcPr>
           <w:p>
             <w:pPr>
-              <w:spacing w:before="0" w:after="0"/>
+              <w:spacing w:before="0" w:after="0" w:line="240" w:lineRule="auto"/>
               <w:jc w:val="center"/>
             </w:pPr>
             <w:r>
@@ -9063,7 +9063,7 @@
           </w:tcPr>
           <w:p>
             <w:pPr>
-              <w:spacing w:before="0" w:after="0"/>
+              <w:spacing w:before="0" w:after="0" w:line="240" w:lineRule="auto"/>
               <w:jc w:val="center"/>
             </w:pPr>
             <w:r>
@@ -9094,7 +9094,7 @@
           </w:tcPr>
           <w:p>
             <w:pPr>
-              <w:spacing w:before="0" w:after="0"/>
+              <w:spacing w:before="0" w:after="0" w:line="240" w:lineRule="auto"/>
               <w:jc w:val="center"/>
             </w:pPr>
             <w:r>
@@ -9125,7 +9125,7 @@
           </w:tcPr>
           <w:p>
             <w:pPr>
-              <w:spacing w:before="0" w:after="0"/>
+              <w:spacing w:before="0" w:after="0" w:line="240" w:lineRule="auto"/>
               <w:jc w:val="center"/>
             </w:pPr>
             <w:r>
@@ -9161,7 +9161,7 @@
           </w:tcPr>
           <w:p>
             <w:pPr>
-              <w:spacing w:before="0" w:after="0"/>
+              <w:spacing w:before="0" w:after="0" w:line="240" w:lineRule="auto"/>
               <w:jc w:val="center"/>
             </w:pPr>
             <w:r>
@@ -9192,7 +9192,7 @@
           </w:tcPr>
           <w:p>
             <w:pPr>
-              <w:spacing w:before="0" w:after="0"/>
+              <w:spacing w:before="0" w:after="0" w:line="240" w:lineRule="auto"/>
               <w:jc w:val="center"/>
             </w:pPr>
             <w:r>
@@ -9223,7 +9223,7 @@
           </w:tcPr>
           <w:p>
             <w:pPr>
-              <w:spacing w:before="0" w:after="0"/>
+              <w:spacing w:before="0" w:after="0" w:line="240" w:lineRule="auto"/>
               <w:jc w:val="both"/>
             </w:pPr>
             <w:r>
@@ -9254,7 +9254,7 @@
           </w:tcPr>
           <w:p>
             <w:pPr>
-              <w:spacing w:before="0" w:after="0"/>
+              <w:spacing w:before="0" w:after="0" w:line="240" w:lineRule="auto"/>
               <w:jc w:val="both"/>
             </w:pPr>
             <w:r>
@@ -9290,7 +9290,7 @@
           </w:tcPr>
           <w:p>
             <w:pPr>
-              <w:spacing w:before="0" w:after="0"/>
+              <w:spacing w:before="0" w:after="0" w:line="240" w:lineRule="auto"/>
               <w:jc w:val="center"/>
             </w:pPr>
             <w:r>
@@ -9321,7 +9321,7 @@
           </w:tcPr>
           <w:p>
             <w:pPr>
-              <w:spacing w:before="0" w:after="0"/>
+              <w:spacing w:before="0" w:after="0" w:line="240" w:lineRule="auto"/>
               <w:jc w:val="center"/>
             </w:pPr>
             <w:r>
@@ -9352,7 +9352,7 @@
           </w:tcPr>
           <w:p>
             <w:pPr>
-              <w:spacing w:before="0" w:after="0"/>
+              <w:spacing w:before="0" w:after="0" w:line="240" w:lineRule="auto"/>
               <w:jc w:val="both"/>
             </w:pPr>
             <w:r>
@@ -9383,7 +9383,7 @@
           </w:tcPr>
           <w:p>
             <w:pPr>
-              <w:spacing w:before="0" w:after="0"/>
+              <w:spacing w:before="0" w:after="0" w:line="240" w:lineRule="auto"/>
               <w:jc w:val="center"/>
             </w:pPr>
             <w:r>
@@ -9517,6 +9517,11 @@
     </w:p>
     <w:sectPr>
       <w:footerReference w:type="first" r:id="rId43"/>
+      <w:headerReference w:type="default" r:id="rId46"/>
+      <w:footerReference w:type="default" r:id="rId47"/>
+      <w:headerReference w:type="even" r:id="rId48"/>
+      <w:footerReference w:type="even" r:id="rId49"/>
+      <w:headerReference w:type="first" r:id="rId50"/>
       <w:type w:val="nextColumn"/>
       <w:pgSz w:w="10080" w:h="14400"/>
       <w:pgMar w:top="794" w:right="851" w:bottom="794" w:left="1077" w:header="454" w:footer="454" w:gutter="0"/>
@@ -10761,6 +10766,26 @@
 </w:ftr>
 </file>
 
+<file path=word/footer34.xml><?xml version="1.0" encoding="utf-8"?>
+<w:ftr xmlns:m="http://schemas.openxmlformats.org/officeDocument/2006/math" xmlns:mc="http://schemas.openxmlformats.org/markup-compatibility/2006" xmlns:mo="http://schemas.microsoft.com/office/mac/office/2008/main" xmlns:mv="urn:schemas-microsoft-com:mac:vml" xmlns:o="urn:schemas-microsoft-com:office:office" xmlns:r="http://schemas.openxmlformats.org/officeDocument/2006/relationships" xmlns:v="urn:schemas-microsoft-com:vml" xmlns:w10="urn:schemas-microsoft-com:office:word" xmlns:w14="http://schemas.microsoft.com/office/word/2010/wordml" xmlns:w="http://schemas.openxmlformats.org/wordprocessingml/2006/main" xmlns:wne="http://schemas.microsoft.com/office/word/2006/wordml" xmlns:wp14="http://schemas.microsoft.com/office/word/2010/wordprocessingDrawing" xmlns:wp="http://schemas.openxmlformats.org/drawingml/2006/wordprocessingDrawing" xmlns:wpc="http://schemas.microsoft.com/office/word/2010/wordprocessingCanvas" xmlns:wpg="http://schemas.microsoft.com/office/word/2010/wordprocessingGroup" xmlns:wpi="http://schemas.microsoft.com/office/word/2010/wordprocessingInk" xmlns:wps="http://schemas.microsoft.com/office/word/2010/wordprocessingShape" mc:Ignorable="w14 wp14">
+  <w:p>
+    <w:pPr>
+      <w:pStyle w:val="Footer"/>
+    </w:pPr>
+  </w:p>
+</w:ftr>
+</file>
+
+<file path=word/footer35.xml><?xml version="1.0" encoding="utf-8"?>
+<w:ftr xmlns:m="http://schemas.openxmlformats.org/officeDocument/2006/math" xmlns:mc="http://schemas.openxmlformats.org/markup-compatibility/2006" xmlns:mo="http://schemas.microsoft.com/office/mac/office/2008/main" xmlns:mv="urn:schemas-microsoft-com:mac:vml" xmlns:o="urn:schemas-microsoft-com:office:office" xmlns:r="http://schemas.openxmlformats.org/officeDocument/2006/relationships" xmlns:v="urn:schemas-microsoft-com:vml" xmlns:w10="urn:schemas-microsoft-com:office:word" xmlns:w14="http://schemas.microsoft.com/office/word/2010/wordml" xmlns:w="http://schemas.openxmlformats.org/wordprocessingml/2006/main" xmlns:wne="http://schemas.microsoft.com/office/word/2006/wordml" xmlns:wp14="http://schemas.microsoft.com/office/word/2010/wordprocessingDrawing" xmlns:wp="http://schemas.openxmlformats.org/drawingml/2006/wordprocessingDrawing" xmlns:wpc="http://schemas.microsoft.com/office/word/2010/wordprocessingCanvas" xmlns:wpg="http://schemas.microsoft.com/office/word/2010/wordprocessingGroup" xmlns:wpi="http://schemas.microsoft.com/office/word/2010/wordprocessingInk" xmlns:wps="http://schemas.microsoft.com/office/word/2010/wordprocessingShape" mc:Ignorable="w14 wp14">
+  <w:p>
+    <w:pPr>
+      <w:pStyle w:val="Footer"/>
+    </w:pPr>
+  </w:p>
+</w:ftr>
+</file>
+
 <file path=word/footer4.xml><?xml version="1.0" encoding="utf-8"?>
 <w:ftr xmlns:wpc="http://schemas.microsoft.com/office/word/2010/wordprocessingCanvas" xmlns:cx="http://schemas.microsoft.com/office/drawing/2014/chartex" xmlns:cx1="http://schemas.microsoft.com/office/drawing/2015/9/8/chartex" xmlns:cx2="http://schemas.microsoft.com/office/drawing/2015/10/21/chartex" xmlns:cx3="http://schemas.microsoft.com/office/drawing/2016/5/9/chartex" xmlns:cx4="http://schemas.microsoft.com/office/drawing/2016/5/10/chartex" xmlns:cx5="http://schemas.microsoft.com/office/drawing/2016/5/11/chartex" xmlns:cx6="http://schemas.microsoft.com/office/drawing/2016/5/12/chartex" xmlns:cx7="http://schemas.microsoft.com/office/drawing/2016/5/13/chartex" xmlns:cx8="http://schemas.microsoft.com/office/drawing/2016/5/14/chartex" xmlns:mc="http://schemas.openxmlformats.org/markup-compatibility/2006" xmlns:aink="http://schemas.microsoft.com/office/drawing/2016/ink" xmlns:am3d="http://schemas.microsoft.com/office/drawing/2017/model3d" xmlns:o="urn:schemas-microsoft-com:office:office" xmlns:oel="http://schemas.microsoft.com/office/2019/extlst" xmlns:r="http://schemas.openxmlformats.org/officeDocument/2006/relationships" xmlns:m="http://schemas.openxmlformats.org/officeDocument/2006/math" xmlns:v="urn:schemas-microsoft-com:vml" xmlns:wp14="http://schemas.microsoft.com/office/word/2010/wordprocessingDrawing" xmlns:wp="http://schemas.openxmlformats.org/drawingml/2006/wordprocessingDrawing" xmlns:w10="urn:schemas-microsoft-com:office:word" xmlns:w="http://schemas.openxmlformats.org/wordprocessingml/2006/main" xmlns:w14="http://schemas.microsoft.com/office/word/2010/wordml" xmlns:w15="http://schemas.microsoft.com/office/word/2012/wordml" xmlns:w16cex="http://schemas.microsoft.com/office/word/2018/wordml/cex" xmlns:w16cid="http://schemas.microsoft.com/office/word/2016/wordml/cid" xmlns:w16="http://schemas.microsoft.com/office/word/2018/wordml" xmlns:w16du="http://schemas.microsoft.com/office/word/2023/wordml/word16du" xmlns:w16sdtdh="http://schemas.microsoft.com/office/word/2020/wordml/sdtdatahash" xmlns:w16sdtfl="http://schemas.microsoft.com/office/word/2024/wordml/sdtformatlock" xmlns:w16se="http://schemas.microsoft.com/office/word/2015/wordml/symex" xmlns:wpg="http://schemas.microsoft.com/office/word/2010/wordprocessingGroup" xmlns:wpi="http://schemas.microsoft.com/office/word/2010/wordprocessingInk" xmlns:wne="http://schemas.microsoft.com/office/word/2006/wordml" xmlns:wps="http://schemas.microsoft.com/office/word/2010/wordprocessingShape" mc:Ignorable="w14 w15 w16se w16cid w16 w16cex w16sdtdh w16sdtfl w16du wp14">
   <w:p>
@@ -11018,6 +11043,36 @@
     <w:r>
       <w:t>TÍTULO DEL LIBRO</w:t>
     </w:r>
+  </w:p>
+</w:hdr>
+</file>
+
+<file path=word/header3.xml><?xml version="1.0" encoding="utf-8"?>
+<w:hdr xmlns:m="http://schemas.openxmlformats.org/officeDocument/2006/math" xmlns:mc="http://schemas.openxmlformats.org/markup-compatibility/2006" xmlns:mo="http://schemas.microsoft.com/office/mac/office/2008/main" xmlns:mv="urn:schemas-microsoft-com:mac:vml" xmlns:o="urn:schemas-microsoft-com:office:office" xmlns:r="http://schemas.openxmlformats.org/officeDocument/2006/relationships" xmlns:v="urn:schemas-microsoft-com:vml" xmlns:w10="urn:schemas-microsoft-com:office:word" xmlns:w14="http://schemas.microsoft.com/office/word/2010/wordml" xmlns:w="http://schemas.openxmlformats.org/wordprocessingml/2006/main" xmlns:wne="http://schemas.microsoft.com/office/word/2006/wordml" xmlns:wp14="http://schemas.microsoft.com/office/word/2010/wordprocessingDrawing" xmlns:wp="http://schemas.openxmlformats.org/drawingml/2006/wordprocessingDrawing" xmlns:wpc="http://schemas.microsoft.com/office/word/2010/wordprocessingCanvas" xmlns:wpg="http://schemas.microsoft.com/office/word/2010/wordprocessingGroup" xmlns:wpi="http://schemas.microsoft.com/office/word/2010/wordprocessingInk" xmlns:wps="http://schemas.microsoft.com/office/word/2010/wordprocessingShape" mc:Ignorable="w14 wp14">
+  <w:p>
+    <w:pPr>
+      <w:pStyle w:val="Header"/>
+    </w:pPr>
+  </w:p>
+</w:hdr>
+</file>
+
+<file path=word/header4.xml><?xml version="1.0" encoding="utf-8"?>
+<w:hdr xmlns:m="http://schemas.openxmlformats.org/officeDocument/2006/math" xmlns:mc="http://schemas.openxmlformats.org/markup-compatibility/2006" xmlns:mo="http://schemas.microsoft.com/office/mac/office/2008/main" xmlns:mv="urn:schemas-microsoft-com:mac:vml" xmlns:o="urn:schemas-microsoft-com:office:office" xmlns:r="http://schemas.openxmlformats.org/officeDocument/2006/relationships" xmlns:v="urn:schemas-microsoft-com:vml" xmlns:w10="urn:schemas-microsoft-com:office:word" xmlns:w14="http://schemas.microsoft.com/office/word/2010/wordml" xmlns:w="http://schemas.openxmlformats.org/wordprocessingml/2006/main" xmlns:wne="http://schemas.microsoft.com/office/word/2006/wordml" xmlns:wp14="http://schemas.microsoft.com/office/word/2010/wordprocessingDrawing" xmlns:wp="http://schemas.openxmlformats.org/drawingml/2006/wordprocessingDrawing" xmlns:wpc="http://schemas.microsoft.com/office/word/2010/wordprocessingCanvas" xmlns:wpg="http://schemas.microsoft.com/office/word/2010/wordprocessingGroup" xmlns:wpi="http://schemas.microsoft.com/office/word/2010/wordprocessingInk" xmlns:wps="http://schemas.microsoft.com/office/word/2010/wordprocessingShape" mc:Ignorable="w14 wp14">
+  <w:p>
+    <w:pPr>
+      <w:pStyle w:val="Header"/>
+    </w:pPr>
+  </w:p>
+</w:hdr>
+</file>
+
+<file path=word/header5.xml><?xml version="1.0" encoding="utf-8"?>
+<w:hdr xmlns:m="http://schemas.openxmlformats.org/officeDocument/2006/math" xmlns:mc="http://schemas.openxmlformats.org/markup-compatibility/2006" xmlns:mo="http://schemas.microsoft.com/office/mac/office/2008/main" xmlns:mv="urn:schemas-microsoft-com:mac:vml" xmlns:o="urn:schemas-microsoft-com:office:office" xmlns:r="http://schemas.openxmlformats.org/officeDocument/2006/relationships" xmlns:v="urn:schemas-microsoft-com:vml" xmlns:w10="urn:schemas-microsoft-com:office:word" xmlns:w14="http://schemas.microsoft.com/office/word/2010/wordml" xmlns:w="http://schemas.openxmlformats.org/wordprocessingml/2006/main" xmlns:wne="http://schemas.microsoft.com/office/word/2006/wordml" xmlns:wp14="http://schemas.microsoft.com/office/word/2010/wordprocessingDrawing" xmlns:wp="http://schemas.openxmlformats.org/drawingml/2006/wordprocessingDrawing" xmlns:wpc="http://schemas.microsoft.com/office/word/2010/wordprocessingCanvas" xmlns:wpg="http://schemas.microsoft.com/office/word/2010/wordprocessingGroup" xmlns:wpi="http://schemas.microsoft.com/office/word/2010/wordprocessingInk" xmlns:wps="http://schemas.microsoft.com/office/word/2010/wordprocessingShape" mc:Ignorable="w14 wp14">
+  <w:p>
+    <w:pPr>
+      <w:pStyle w:val="Header"/>
+    </w:pPr>
   </w:p>
 </w:hdr>
 </file>
